--- a/docs/samples/Contract & Legal HQ Resources/Freelancers/[Template] HDDV - Freelancer (VN).docx
+++ b/docs/samples/Contract & Legal HQ Resources/Freelancers/[Template] HDDV - Freelancer (VN).docx
@@ -62,7 +62,7 @@
           <w:i/>
           <w:iCs/>
         </w:rPr>
-        <w:t>Số: [SỐ HỢP ĐỒNG]</w:t>
+        <w:t>Số: {{contract.number}}</w:t>
       </w:r>
     </w:p>
     <w:p>
@@ -89,7 +89,7 @@
         <w:jc w:val="both"/>
       </w:pPr>
       <w:r>
-        <w:t>Hôm nay, ngày [NGÀY] tháng [THÁNG] năm [NĂM], tại trụ sở CÔNG TY TNHH THƯƠNG MẠI - DỊCH VỤ AURA PRODUCTIONS, các bên gồm:</w:t>
+        <w:t>Hôm nay, ngày {{today.day}} tháng {{today.month}} năm {{today.year}}, tại trụ sở CÔNG TY TNHH THƯƠNG MẠI - DỊCH VỤ AURA PRODUCTIONS, các bên gồm:</w:t>
       </w:r>
     </w:p>
     <w:p>
@@ -167,7 +167,7 @@
           <w:b/>
           <w:bCs/>
         </w:rPr>
-        <w:t>BÊN B: [HỌ TÊN FREELANCER] (FREELANCER)</w:t>
+        <w:t>BÊN B: {{freelancer.full_name}} (FREELANCER)</w:t>
       </w:r>
     </w:p>
     <w:p>
@@ -176,7 +176,7 @@
         <w:jc w:val="both"/>
       </w:pPr>
       <w:r>
-        <w:t>Số CMND/CCCD: [SỐ CCCD] — cấp ngày [NGÀY CẤP] tại [NƠI CẤP]</w:t>
+        <w:t>Số CMND/CCCD: {{freelancer.id_number}} — cấp ngày {{freelancer.id_issued_on}} tại {{freelancer.id_issued_at}}</w:t>
       </w:r>
     </w:p>
     <w:p>
@@ -185,7 +185,7 @@
         <w:jc w:val="both"/>
       </w:pPr>
       <w:r>
-        <w:t>Ngày sinh: [DD/MM/YYYY]</w:t>
+        <w:t>Ngày sinh: {{freelancer.date_of_birth}}</w:t>
       </w:r>
     </w:p>
     <w:p>
@@ -194,7 +194,7 @@
         <w:jc w:val="both"/>
       </w:pPr>
       <w:r>
-        <w:t>Địa chỉ thường trú: [ĐỊA CHỈ THƯỜNG TRÚ]</w:t>
+        <w:t>Địa chỉ thường trú: {{freelancer.permanent_address}}</w:t>
       </w:r>
     </w:p>
     <w:p>
@@ -203,7 +203,7 @@
         <w:jc w:val="both"/>
       </w:pPr>
       <w:r>
-        <w:t>Địa chỉ liên hệ: [ĐỊA CHỈ LIÊN HỆ]</w:t>
+        <w:t>Địa chỉ liên hệ: {{freelancer.contact_address}}</w:t>
       </w:r>
     </w:p>
     <w:p>
@@ -212,7 +212,7 @@
         <w:jc w:val="both"/>
       </w:pPr>
       <w:r>
-        <w:t>Số điện thoại: [SĐT]</w:t>
+        <w:t>Số điện thoại: {{freelancer.phone}}</w:t>
       </w:r>
     </w:p>
     <w:p>
@@ -221,7 +221,7 @@
         <w:jc w:val="both"/>
       </w:pPr>
       <w:r>
-        <w:t>Email: [EMAIL]</w:t>
+        <w:t>Email: {{freelancer.email}}</w:t>
       </w:r>
     </w:p>
     <w:p>
@@ -230,7 +230,7 @@
         <w:jc w:val="both"/>
       </w:pPr>
       <w:r>
-        <w:t>Số tài khoản ngân hàng: [STK]</w:t>
+        <w:t>Số tài khoản ngân hàng: {{freelancer.bank_account_number}}</w:t>
       </w:r>
     </w:p>
     <w:p>
@@ -239,7 +239,7 @@
         <w:jc w:val="both"/>
       </w:pPr>
       <w:r>
-        <w:t>Ngân hàng: [TÊN NGÂN HÀNG — CHI NHÁNH]</w:t>
+        <w:t>Ngân hàng: {{freelancer.bank_name}}</w:t>
       </w:r>
     </w:p>
     <w:p>
@@ -334,10 +334,10 @@
           <w:b/>
           <w:bCs/>
         </w:rPr>
-        <w:t xml:space="preserve">2.1. Thời gian thực hiện: </w:t>
-      </w:r>
-      <w:r>
-        <w:t>Bên B thực hiện công việc cho Bên A trong thời hạn từ ngày [NGÀY BẮT ĐẦU] đến ngày [NGÀY KẾT THÚC].</w:t>
+        <w:t xml:space="preserve">2.1. Thời gian thực hiện: Bên B thực hiện công việc cho Bên A trong thời hạn từ ngày {{terms.service_start}} đến ngày {{terms.service_end}}.</w:t>
+      </w:r>
+      <w:r>
+        <w:t/>
       </w:r>
     </w:p>
     <w:p>
@@ -999,7 +999,7 @@
               <w:jc w:val="center"/>
             </w:pPr>
             <w:r>
-              <w:t>[HỌ TÊN FREELANCER]</w:t>
+              <w:t>{{freelancer.full_name}}</w:t>
             </w:r>
           </w:p>
         </w:tc>

--- a/docs/samples/Contract & Legal HQ Resources/Freelancers/[Template] HDDV - Freelancer (VN).docx
+++ b/docs/samples/Contract & Legal HQ Resources/Freelancers/[Template] HDDV - Freelancer (VN).docx
@@ -378,10 +378,10 @@
           <w:b/>
           <w:bCs/>
         </w:rPr>
-        <w:t xml:space="preserve">3.1. Phí dịch vụ: </w:t>
-      </w:r>
-      <w:r>
-        <w:t>Bên A thanh toán cho Bên B phí dịch vụ là [TỔNG PHÍ] VNĐ (bao gồm 10% thuế TNCN — Bên A khấu trừ và đóng thay cho Bên B tương ứng [SỐ TIỀN TNCN] VNĐ).</w:t>
+        <w:t xml:space="preserve">3.1. Phí dịch vụ: Bên A thanh toán cho Bên B phí dịch vụ là {{fee.gross}} VNĐ (bao gồm 10% thuế TNCN — Bên A khấu trừ và đóng thay cho Bên B tương ứng {{fee.tax}} VNĐ).</w:t>
+      </w:r>
+      <w:r>
+        <w:t/>
       </w:r>
     </w:p>
     <w:p>
@@ -422,7 +422,7 @@
         <w:jc w:val="both"/>
       </w:pPr>
       <w:r>
-        <w:t>Bên A thanh toán toàn bộ giá trị hợp đồng cho Bên B là [SỐ TIỀN SAU TNCN] VNĐ (sau khi đã khấu trừ 10% thuế TNCN và đóng thay cho Bên B) trong vòng 10 ngày kể từ ngày hai bên ký Biên bản nghiệm thu và thanh lý.</w:t>
+        <w:t>Bên A thanh toán toàn bộ giá trị hợp đồng cho Bên B là {{fee.net}} VNĐ (sau khi đã khấu trừ 10% thuế TNCN và đóng thay cho Bên B) trong vòng 10 ngày kể từ ngày hai bên ký Biên bản nghiệm thu và thanh lý.</w:t>
       </w:r>
     </w:p>
     <w:p>
